--- a/pre-week-4/Monthly Revenue Analysis.docx
+++ b/pre-week-4/Monthly Revenue Analysis.docx
@@ -3,12 +3,90 @@
 <w:document xmlns:wpc="http://schemas.microsoft.com/office/word/2010/wordprocessingCanvas" xmlns:cx="http://schemas.microsoft.com/office/drawing/2014/chartex" xmlns:cx1="http://schemas.microsoft.com/office/drawing/2015/9/8/chartex" xmlns:cx2="http://schemas.microsoft.com/office/drawing/2015/10/21/chartex" xmlns:cx3="http://schemas.microsoft.com/office/drawing/2016/5/9/chartex" xmlns:cx4="http://schemas.microsoft.com/office/drawing/2016/5/10/chartex" xmlns:cx5="http://schemas.microsoft.com/office/drawing/2016/5/11/chartex" xmlns:cx6="http://schemas.microsoft.com/office/drawing/2016/5/12/chartex" xmlns:cx7="http://schemas.microsoft.com/office/drawing/2016/5/13/chartex" xmlns:cx8="http://schemas.microsoft.com/office/drawing/2016/5/14/chartex" xmlns:mc="http://schemas.openxmlformats.org/markup-compatibility/2006" xmlns:aink="http://schemas.microsoft.com/office/drawing/2016/ink" xmlns:am3d="http://schemas.microsoft.com/office/drawing/2017/model3d" xmlns:o="urn:schemas-microsoft-com:office:office" xmlns:oel="http://schemas.microsoft.com/office/2019/extlst" xmlns:r="http://schemas.openxmlformats.org/officeDocument/2006/relationships" xmlns:m="http://schemas.openxmlformats.org/officeDocument/2006/math" xmlns:v="urn:schemas-microsoft-com:vml" xmlns:wp14="http://schemas.microsoft.com/office/word/2010/wordprocessingDrawing" xmlns:wp="http://schemas.openxmlformats.org/drawingml/2006/wordprocessingDrawing" xmlns:w10="urn:schemas-microsoft-com:office:word" xmlns:w="http://schemas.openxmlformats.org/wordprocessingml/2006/main" xmlns:w14="http://schemas.microsoft.com/office/word/2010/wordml" xmlns:w15="http://schemas.microsoft.com/office/word/2012/wordml" xmlns:w16cex="http://schemas.microsoft.com/office/word/2018/wordml/cex" xmlns:w16cid="http://schemas.microsoft.com/office/word/2016/wordml/cid" xmlns:w16="http://schemas.microsoft.com/office/word/2018/wordml" xmlns:w16du="http://schemas.microsoft.com/office/word/2023/wordml/word16du" xmlns:w16sdtdh="http://schemas.microsoft.com/office/word/2020/wordml/sdtdatahash" xmlns:w16sdtfl="http://schemas.microsoft.com/office/word/2024/wordml/sdtformatlock" xmlns:w16se="http://schemas.microsoft.com/office/word/2015/wordml/symex" xmlns:wpg="http://schemas.microsoft.com/office/word/2010/wordprocessingGroup" xmlns:wpi="http://schemas.microsoft.com/office/word/2010/wordprocessingInk" xmlns:wne="http://schemas.microsoft.com/office/word/2006/wordml" xmlns:wps="http://schemas.microsoft.com/office/word/2010/wordprocessingShape" mc:Ignorable="w14 w15 w16se w16cid w16 w16cex w16sdtdh w16sdtfl w16du wp14">
   <w:body>
     <w:p>
-      <w:r>
-        <w:rPr>
-          <w:b/>
-          <w:bCs/>
-        </w:rPr>
-        <w:t>Monthly Revenue Analysis – Maine</w:t>
+      <w:pPr>
+        <w:rPr>
+          <w:b/>
+          <w:bCs/>
+        </w:rPr>
+      </w:pPr>
+      <w:r>
+        <w:rPr>
+          <w:b/>
+          <w:bCs/>
+        </w:rPr>
+        <w:t>Q</w:t>
+      </w:r>
+      <w:r>
+        <w:rPr>
+          <w:b/>
+          <w:bCs/>
+        </w:rPr>
+        <w:t>.</w:t>
+      </w:r>
+      <w:r>
+        <w:rPr>
+          <w:b/>
+          <w:bCs/>
+        </w:rPr>
+        <w:t>1: Total Revenue and Date Range – Maine</w:t>
+      </w:r>
+    </w:p>
+    <w:p>
+      <w:r>
+        <w:rPr>
+          <w:b/>
+          <w:bCs/>
+        </w:rPr>
+        <w:br/>
+      </w:r>
+      <w:r>
+        <w:t xml:space="preserve">Maine generated a total revenue of $1,877,249.75 between January 1, </w:t>
+      </w:r>
+      <w:proofErr w:type="gramStart"/>
+      <w:r>
+        <w:t>2022</w:t>
+      </w:r>
+      <w:proofErr w:type="gramEnd"/>
+      <w:r>
+        <w:t xml:space="preserve"> and December 31, 2025. This provides the </w:t>
+      </w:r>
+      <w:r>
+        <w:t>full-time</w:t>
+      </w:r>
+      <w:r>
+        <w:t xml:space="preserve"> range for the analysis and establishes a baseline for evaluating performance trends over time.</w:t>
+      </w:r>
+    </w:p>
+    <w:p>
+      <w:pPr>
+        <w:rPr>
+          <w:b/>
+          <w:bCs/>
+        </w:rPr>
+      </w:pPr>
+    </w:p>
+    <w:p>
+      <w:pPr>
+        <w:rPr>
+          <w:b/>
+          <w:bCs/>
+        </w:rPr>
+      </w:pPr>
+    </w:p>
+    <w:p>
+      <w:r>
+        <w:rPr>
+          <w:b/>
+          <w:bCs/>
+        </w:rPr>
+        <w:t>Q.2: Monthly</w:t>
+      </w:r>
+      <w:r>
+        <w:rPr>
+          <w:b/>
+          <w:bCs/>
+        </w:rPr>
+        <w:t xml:space="preserve"> Revenue Analysis – Maine</w:t>
       </w:r>
     </w:p>
     <w:p>
@@ -16,6 +94,7 @@
         <w:t>After analyzing the monthly revenue trend for Maine, I observed a consistent upward growth from 2022 to 2025. Revenue starts lower in early periods and gradually increases, with a significant peak in late 2025. There are also month-to-month fluctuations, which suggest varying demand. Overall, the trend indicates strong business growth in the region, possibly due to increased demand or improved sales performance.</w:t>
       </w:r>
     </w:p>
+    <w:p/>
     <w:p>
       <w:pPr>
         <w:rPr>
@@ -28,23 +107,40 @@
           <w:b/>
           <w:bCs/>
         </w:rPr>
-        <w:t>INSIGHT</w:t>
-      </w:r>
-    </w:p>
-    <w:p>
-      <w:r>
-        <w:t>The top-performing category is</w:t>
-      </w:r>
-      <w:r>
-        <w:t xml:space="preserve"> technology and accessories</w:t>
-      </w:r>
-      <w:r>
-        <w:t xml:space="preserve"> generating the highest revenue. This suggests that customers in Maine have the strongest demand for this category compared to others.</w:t>
-      </w:r>
-    </w:p>
-    <w:p>
-      <w:r>
-        <w:t>“Lower-performing categories may represent opportunities for improvement or indicate weaker demand in those segments.”</w:t>
+        <w:t xml:space="preserve"> </w:t>
+      </w:r>
+      <w:r>
+        <w:rPr>
+          <w:b/>
+          <w:bCs/>
+        </w:rPr>
+        <w:t>Q.3:</w:t>
+      </w:r>
+      <w:r>
+        <w:rPr>
+          <w:b/>
+          <w:bCs/>
+        </w:rPr>
+        <w:t xml:space="preserve"> Maine</w:t>
+      </w:r>
+      <w:r>
+        <w:rPr>
+          <w:b/>
+          <w:bCs/>
+        </w:rPr>
+        <w:t xml:space="preserve"> vs Northeast Overall</w:t>
+      </w:r>
+      <w:r>
+        <w:rPr>
+          <w:b/>
+          <w:bCs/>
+        </w:rPr>
+        <w:t xml:space="preserve"> Sales Performance</w:t>
+      </w:r>
+    </w:p>
+    <w:p>
+      <w:r>
+        <w:t>Based on the analysis, Maine has shown steady revenue growth over time, with increasing monthly sales trends. However, when compared to the Northeast region, Maine contributes a relatively small portion of total revenue, indicating an opportunity for growth. Additionally, product analysis shows that a few high-performing products, particularly in the technology category, drive a significant portion of sales. Overall, while performance is improving, there is potential to increase market share and strengthen Maine’s contribution to regional revenue.</w:t>
       </w:r>
     </w:p>
     <w:p/>
@@ -60,36 +156,158 @@
           <w:b/>
           <w:bCs/>
         </w:rPr>
-        <w:t>Top product result</w:t>
-      </w:r>
-    </w:p>
-    <w:p>
-      <w:r>
-        <w:t>Your top product for Maine is:</w:t>
-      </w:r>
-    </w:p>
-    <w:p>
-      <w:r>
+        <w:t>Question 4: Transactions and Category Performance in Maine</w:t>
+      </w:r>
+    </w:p>
+    <w:p>
+      <w:r>
+        <w:t xml:space="preserve">Analysis of transaction activity and product categories shows that Technology and Accessories </w:t>
+      </w:r>
+      <w:r>
+        <w:t>are</w:t>
+      </w:r>
+      <w:r>
+        <w:t xml:space="preserve"> the top-performing </w:t>
+      </w:r>
+      <w:proofErr w:type="gramStart"/>
+      <w:r>
+        <w:t>category</w:t>
+      </w:r>
+      <w:proofErr w:type="gramEnd"/>
+      <w:r>
+        <w:t>, generating the highest revenue. This suggests strong customer demand for technology-related products in Maine. Lower-performing categories may indicate weaker demand or areas where sales strategies could be improved to increase performance.</w:t>
+      </w:r>
+    </w:p>
+    <w:p>
+      <w:pPr>
+        <w:rPr>
+          <w:b/>
+          <w:bCs/>
+        </w:rPr>
+      </w:pPr>
+    </w:p>
+    <w:p>
+      <w:pPr>
+        <w:rPr>
+          <w:b/>
+          <w:bCs/>
+        </w:rPr>
+      </w:pPr>
+    </w:p>
+    <w:p>
+      <w:pPr>
+        <w:rPr>
+          <w:b/>
+          <w:bCs/>
+        </w:rPr>
+      </w:pPr>
+      <w:r>
+        <w:rPr>
+          <w:b/>
+          <w:bCs/>
+        </w:rPr>
+        <w:lastRenderedPageBreak/>
+        <w:t>Question 5: Store Performance Ranking – Maine</w:t>
+      </w:r>
+    </w:p>
+    <w:p>
+      <w:r>
+        <w:t>The store performance analysis shows that South Portland is the top-performing store in Maine, generating the highest total revenue. Other stores such as Orono and Kennebunkport also perform strongly, while lower-ranking stores present opportunities for improvement. Since transaction counts are relatively similar across stores, increasing the average transaction size could significantly improve overall revenue performance.</w:t>
+      </w:r>
+    </w:p>
+    <w:p>
+      <w:pPr>
+        <w:rPr>
+          <w:b/>
+          <w:bCs/>
+        </w:rPr>
+      </w:pPr>
+    </w:p>
+    <w:p/>
+    <w:p>
+      <w:pPr>
+        <w:rPr>
+          <w:b/>
+          <w:bCs/>
+        </w:rPr>
+      </w:pPr>
+      <w:r>
+        <w:rPr>
+          <w:b/>
+          <w:bCs/>
+        </w:rPr>
+        <w:t>Q.6 Sales Recommendation and</w:t>
+      </w:r>
+      <w:r>
+        <w:rPr>
+          <w:b/>
+          <w:bCs/>
+        </w:rPr>
+        <w:t xml:space="preserve"> product </w:t>
+      </w:r>
+      <w:r>
+        <w:rPr>
+          <w:b/>
+          <w:bCs/>
+        </w:rPr>
+        <w:t>insights</w:t>
+      </w:r>
+    </w:p>
+    <w:p>
+      <w:r>
+        <w:t xml:space="preserve">The top-performing product in Maine is </w:t>
+      </w:r>
+      <w:r>
+        <w:rPr>
+          <w:b/>
+          <w:bCs/>
+        </w:rPr>
         <w:t xml:space="preserve">ASUS </w:t>
       </w:r>
       <w:r>
+        <w:rPr>
+          <w:b/>
+          <w:bCs/>
+        </w:rPr>
         <w:t>Vivo Book</w:t>
       </w:r>
       <w:r>
-        <w:t xml:space="preserve"> S15 — $47,804.00</w:t>
-      </w:r>
-    </w:p>
-    <w:p>
-      <w:r>
-        <w:t xml:space="preserve">The top-performing product in Maine is ASUS </w:t>
-      </w:r>
-      <w:r>
-        <w:t>Vivo Book</w:t>
-      </w:r>
-      <w:r>
-        <w:t xml:space="preserve"> S15, generating $47,804.00 in total revenue. Several of the highest-performing products are laptops, which suggests that technology products are a major driver of sales in this territory.</w:t>
-      </w:r>
-    </w:p>
+        <w:rPr>
+          <w:b/>
+          <w:bCs/>
+        </w:rPr>
+        <w:t xml:space="preserve"> S15</w:t>
+      </w:r>
+      <w:r>
+        <w:t xml:space="preserve">, generating </w:t>
+      </w:r>
+      <w:r>
+        <w:rPr>
+          <w:b/>
+          <w:bCs/>
+        </w:rPr>
+        <w:t>$47,804.00</w:t>
+      </w:r>
+      <w:r>
+        <w:t xml:space="preserve"> in total revenue. Several of the highest-performing products are laptops, indicating that technology products are a major driver of sales in this territory.</w:t>
+      </w:r>
+    </w:p>
+    <w:p>
+      <w:r>
+        <w:rPr>
+          <w:b/>
+          <w:bCs/>
+        </w:rPr>
+        <w:t>Recommendation:</w:t>
+      </w:r>
+      <w:r>
+        <w:br/>
+        <w:t>The business should focus on promoting high-performing technology products and increasing the average transaction size in lower-performing stores. Strategies such as bundling products, upselling, and applying successful sales approaches from top-performing stores can help improve overall revenue and strengthen Maine’s contribution to the Northeast region</w:t>
+      </w:r>
+    </w:p>
+    <w:p/>
+    <w:p/>
+    <w:p/>
     <w:p/>
     <w:p/>
     <w:p/>
